--- a/templates/000_pm_suite/02_프로젝트 개발/04_설계/03_개발설계/프로젝트명_컴포넌트설계서(컴포넌트명)_V1.0_20230530.docx
+++ b/templates/000_pm_suite/02_프로젝트 개발/04_설계/03_개발설계/프로젝트명_컴포넌트설계서(컴포넌트명)_V1.0_20230530.docx
@@ -10,7 +10,7 @@
           <w:color w:val="2563EB"/>
           <w:sz w:val="17"/>
         </w:rPr>
-        <w:t>[엠파시 엔터프라이즈 표준 사업관리 서식] 문서번호: PM-49 | 사업명: 한빛글로벌 SyncGuard AI 시스템 구축</w:t>
+        <w:t>[엠파시 엔터프라이즈 표준 사업관리 서식] 문서번호: PM-49 | 사업명: 한빛글로벌 SyncFlow AI 시스템 구축</w:t>
       </w:r>
     </w:p>
     <w:p>
@@ -32,7 +32,7 @@
           <w:color w:val="475569"/>
           <w:sz w:val="21"/>
         </w:rPr>
-        <w:t>멀티모달 문서 파서(MOD-OCR) · pgvector RRF 검색기(MOD-RAG) · 3단계 LLM 심의기(MOD-LLM) 클래스 및 시퀀스 설계</w:t>
+        <w:t>멀티모달 문서 파서(MOD-OCR) · pgvector RRF 검색기(MOD-RAG) · 3단계 LLM 검증기(MOD-LLM) 클래스 및 시퀀스 설계</w:t>
       </w:r>
     </w:p>
     <w:tbl>
@@ -147,7 +147,7 @@
                 <w:color w:val="1E293B"/>
                 <w:sz w:val="19"/>
               </w:rPr>
-              <w:t>SyncGuard AI — 엔터프라이즈 AI 콘텐츠·규제 심의 자동화 시스템 구축 사업</w:t>
+              <w:t>SyncFlow AI — 엔터프라이즈 AI 콘텐츠·규제 검증 자동화 시스템 구축 사업</w:t>
             </w:r>
           </w:p>
         </w:tc>
@@ -197,7 +197,7 @@
                 <w:color w:val="1E293B"/>
                 <w:sz w:val="19"/>
               </w:rPr>
-              <w:t>COMP-AI-CORE (syncguard-ai-worker &amp; syncguard-be 핵심 추론 모듈)</w:t>
+              <w:t>COMP-AI-CORE (syncflow-ai-worker &amp; syncflow-be 핵심 추론 모듈)</w:t>
             </w:r>
           </w:p>
         </w:tc>
@@ -379,7 +379,7 @@
                 <w:color w:val="FFFFFF"/>
                 <w:sz w:val="19"/>
               </w:rPr>
-              <w:t>패키지 경로</w:t>
+              <w:t>도면도면도면패키지 경로</w:t>
             </w:r>
           </w:p>
         </w:tc>
@@ -531,7 +531,7 @@
                 <w:color w:val="1E293B"/>
                 <w:sz w:val="19"/>
               </w:rPr>
-              <w:t>S3 문서 스트리밍 로드, Upstage Document Parse 호출 및 실패 시 Clova OCR 폴백, 바운딩박스 정규화</w:t>
+              <w:t>S3 문서 스트리밍 로드, EnterpriseVision Document Parse 호출 및 실패 시 Enterprise Vision OCR 폴백, 바운딩박스 정규화</w:t>
             </w:r>
           </w:p>
         </w:tc>
@@ -581,7 +581,7 @@
                 <w:color w:val="1E293B"/>
                 <w:sz w:val="19"/>
               </w:rPr>
-              <w:t>com.empasy.syncguard.rule</w:t>
+              <w:t>com.empasy.syncflow.rule</w:t>
             </w:r>
           </w:p>
         </w:tc>
@@ -629,7 +629,7 @@
                 <w:color w:val="1E293B"/>
                 <w:sz w:val="19"/>
               </w:rPr>
-              <w:t>tb_compliance_rule 인메모리 캐시(국문 100건+영문 20건) 정규식 고속 스캔 및 전성분 한도 수치 비교</w:t>
+              <w:t>tb_compliance_rule 인메모리 캐시(국문 100건+영문 20건) 정규식 고속 스캔 및 자재BOM 한도 수치 비교</w:t>
             </w:r>
           </w:p>
         </w:tc>
@@ -753,7 +753,7 @@
                 <w:color w:val="1E293B"/>
                 <w:sz w:val="19"/>
               </w:rPr>
-              <w:t>ThreeStageClaimJudge</w:t>
+              <w:t>ThreeStageSpecVerifyJudge</w:t>
             </w:r>
           </w:p>
         </w:tc>
@@ -801,7 +801,7 @@
                 <w:color w:val="1E293B"/>
                 <w:sz w:val="19"/>
               </w:rPr>
-              <w:t>evaluate_claim(doc: ParsedDocVO, hits: List, chunks: List) -&gt; ClaimVerdictVO</w:t>
+              <w:t>evaluate_Spec(doc: ParsedDocVO, hits: List, chunks: List) -&gt; SpecVerifyVerdictVO</w:t>
             </w:r>
           </w:p>
         </w:tc>
@@ -825,7 +825,7 @@
                 <w:color w:val="1E293B"/>
                 <w:sz w:val="19"/>
               </w:rPr>
-              <w:t>1단계(룰셋) → 2단계(RAG 법령 대조) → 3단계(위반 판정 및 안전 대체문구 3안 생성) 구조화 JSON 반환</w:t>
+              <w:t>1단계(룰셋) → 2단계(RAG 법령 대조) → 3단계(위반 판정 및 안전 표준수정조항 3안 생성) 구조화 JSON 반환</w:t>
             </w:r>
           </w:p>
         </w:tc>
@@ -840,7 +840,7 @@
           <w:color w:val="1B365D"/>
           <w:sz w:val="25"/>
         </w:rPr>
-        <w:t>2. 예외 처리 및 회복탄력성(Resilience) 설계 원칙</w:t>
+        <w:t>2. 예외 처리 및 회복인장강도성(Resilience) 설계 원칙</w:t>
       </w:r>
     </w:p>
     <w:p>
@@ -862,7 +862,7 @@
           <w:color w:val="1E293B"/>
           <w:sz w:val="20"/>
         </w:rPr>
-        <w:t>2. (Pydantic 스키마 강제 검증) LLM 출력 JSON이 ClaimVerdictVO 스키마와 불일치할 경우 자동 보정 프롬프트를 최대 2회 재실행하며, 신뢰도 점수(Confidence Score) 0.85 미만 문항은 '심의관 수동검토 필요(HITL)' 플래그를 부여한다.</w:t>
+        <w:t>2. (Pydantic 스키마 강제 검증) LLM 출력 JSON이 SpecVerifyVerdictVO 스키마와 불일치할 경우 자동 보정 프롬프트를 최대 2회 재실행하며, 신뢰도 점수(Confidence Score) 0.85 미만 문항은 '검토위원 수동검토 필요(HITL)' 플래그를 부여한다.</w:t>
       </w:r>
     </w:p>
     <w:p>
